--- a/supplementary/Supplementary_Material.docx
+++ b/supplementary/Supplementary_Material.docx
@@ -20110,7 +20110,7 @@
         <w:spacing w:before="240"/>
       </w:pPr>
       <w:r>
-        <w:t xml:space="preserve">Code and data: the Jupyter notebook and the Python scripts that produce all tables, figures and animations are available at [GitHub URL] and archived at [Zenodo DOI].</w:t>
+        <w:t xml:space="preserve">Code and data: the Jupyter notebook and the Python scripts that produce all tables, figures and animations are available at https://github.com/gadyf/Collective-Mechanical-Modes-in-a-Minimal-Model-of-Ion-Channel-Gate-Dynamics and archived at Zenodo, doi:10.5281/zenodo.23687315.</w:t>
       </w:r>
     </w:p>
     <w:sectPr>
